--- a/docs/hub/estate/Quality/Programme Revalidation/Occupational Therapy 1053/Response to conditions DRAFT_old.docx
+++ b/docs/hub/estate/Quality/Programme Revalidation/Occupational Therapy 1053/Response to conditions DRAFT_old.docx
@@ -47,7 +47,7 @@
     <w:p>
       <w:r>
         <w:rPr/>
-        <w:t>Students have been told. I wrote to the Year 1 and Year 2 cohorts on 28 March, as the panel asked, and spoke to the Year 1 cohort in person on 3 April. They asked whether the change would apply to them in Year 2 next year. It will.</w:t>
+        <w:t>Students have been told. I wrote to all three cohorts on 28 March, as the panel asked, and spoke to the Year 1 cohort in person on 3 April. They asked whether the change would apply to them in Year 2 next year. It will.</w:t>
       </w:r>
     </w:p>
     <w:p>
